--- a/docs/assets/worksheets/lesson04_worksheet_IsItAI.docx
+++ b/docs/assets/worksheets/lesson04_worksheet_IsItAI.docx
@@ -28,7 +28,13 @@
             <wp:extent cx="2543175" cy="1125800"/>
             <wp:effectExtent l="0" t="0" r="0" b="0"/>
             <wp:wrapNone/>
-            <wp:docPr id="1179594754" name="Picture 2"/>
+            <wp:docPr id="1179594754" name="Picture 2">
+              <a:extLst xmlns:a="http://schemas.openxmlformats.org/drawingml/2006/main">
+                <a:ext uri="{FF2B5EF4-FFF2-40B4-BE49-F238E27FC236}">
+                  <a16:creationId xmlns:a16="http://schemas.microsoft.com/office/drawing/2014/main" id="{77E62298-BDF1-4BCD-8003-8828F47A56A7}"/>
+                </a:ext>
+              </a:extLst>
+            </wp:docPr>
             <wp:cNvGraphicFramePr>
               <a:graphicFrameLocks xmlns:a="http://schemas.openxmlformats.org/drawingml/2006/main" noChangeAspect="1"/>
             </wp:cNvGraphicFramePr>
@@ -485,7 +491,6 @@
           <w:sz w:val="56"/>
           <w:szCs w:val="56"/>
         </w:rPr>
-        <w:lastRenderedPageBreak/>
         <w:drawing>
           <wp:anchor distT="0" distB="0" distL="114300" distR="114300" simplePos="0" relativeHeight="251661312" behindDoc="1" locked="0" layoutInCell="1" allowOverlap="1" wp14:anchorId="59514A9A" wp14:editId="1EA7DEB3">
             <wp:simplePos x="0" y="0"/>
@@ -498,7 +503,13 @@
             <wp:extent cx="2543175" cy="1125800"/>
             <wp:effectExtent l="0" t="0" r="0" b="0"/>
             <wp:wrapNone/>
-            <wp:docPr id="1660685398" name="Picture 2"/>
+            <wp:docPr id="1660685398" name="Picture 2">
+              <a:extLst xmlns:a="http://schemas.openxmlformats.org/drawingml/2006/main">
+                <a:ext uri="{FF2B5EF4-FFF2-40B4-BE49-F238E27FC236}">
+                  <a16:creationId xmlns:a16="http://schemas.microsoft.com/office/drawing/2014/main" id="{F2C9F881-30DB-4AD7-B125-FE90A31B8E42}"/>
+                </a:ext>
+              </a:extLst>
+            </wp:docPr>
             <wp:cNvGraphicFramePr>
               <a:graphicFrameLocks xmlns:a="http://schemas.openxmlformats.org/drawingml/2006/main" noChangeAspect="1"/>
             </wp:cNvGraphicFramePr>
